--- a/Fiches-descriptive/Fiche-descriptive_ConsulterUnMateriel.docx
+++ b/Fiches-descriptive/Fiche-descriptive_ConsulterUnMateriel.docx
@@ -6,21 +6,38 @@
       <w:tblPr>
         <w:tblStyle w:val="Grilledutableau"/>
         <w:tblW w:w="0" w:type="auto"/>
+        <w:jc w:val="center"/>
         <w:tblInd w:w="0" w:type="dxa"/>
+        <w:tblBorders>
+          <w:top w:val="single" w:sz="6" w:space="0" w:color="D9D9D9"/>
+          <w:left w:val="single" w:sz="6" w:space="0" w:color="D9D9D9"/>
+          <w:bottom w:val="single" w:sz="6" w:space="0" w:color="D9D9D9"/>
+          <w:right w:val="single" w:sz="6" w:space="0" w:color="D9D9D9"/>
+          <w:insideH w:val="single" w:sz="6" w:space="0" w:color="D9D9D9"/>
+          <w:insideV w:val="single" w:sz="6" w:space="0" w:color="D9D9D9"/>
+        </w:tblBorders>
+        <w:tblLayout w:type="fixed"/>
+        <w:tblCellMar>
+          <w:top w:w="100" w:type="dxa"/>
+          <w:left w:w="100" w:type="dxa"/>
+          <w:bottom w:w="100" w:type="dxa"/>
+          <w:right w:w="100" w:type="dxa"/>
+        </w:tblCellMar>
         <w:tblLook w:val="01E0" w:firstRow="1" w:lastRow="1" w:firstColumn="1" w:lastColumn="1" w:noHBand="0" w:noVBand="0"/>
       </w:tblPr>
       <w:tblGrid>
-        <w:gridCol w:w="2768"/>
-        <w:gridCol w:w="3767"/>
-        <w:gridCol w:w="2527"/>
+        <w:gridCol w:w="3289"/>
+        <w:gridCol w:w="3289"/>
+        <w:gridCol w:w="3289"/>
       </w:tblGrid>
       <w:tr>
         <w:trPr>
-          <w:trHeight w:val="539"/>
+          <w:cantSplit/>
+          <w:jc w:val="center"/>
         </w:trPr>
         <w:tc>
           <w:tcPr>
-            <w:tcW w:w="9212" w:type="dxa"/>
+            <w:tcW w:w="9866" w:type="dxa"/>
             <w:gridSpan w:val="3"/>
             <w:tcBorders>
               <w:top w:val="single" w:sz="4" w:space="0" w:color="auto"/>
@@ -28,52 +45,35 @@
               <w:bottom w:val="single" w:sz="4" w:space="0" w:color="auto"/>
               <w:right w:val="single" w:sz="4" w:space="0" w:color="auto"/>
             </w:tcBorders>
-            <w:shd w:val="pct15" w:color="auto" w:fill="auto"/>
+            <w:shd w:val="clear" w:color="auto" w:fill="E7EEF5"/>
             <w:vAlign w:val="center"/>
             <w:hideMark/>
           </w:tcPr>
           <w:p>
             <w:pPr>
-              <w:rPr>
-                <w:rFonts w:ascii="Arial" w:hAnsi="Arial" w:cs="Arial"/>
-                <w:noProof/>
-                <w:sz w:val="28"/>
-                <w:szCs w:val="28"/>
-              </w:rPr>
-            </w:pPr>
-            <w:r>
-              <w:rPr>
-                <w:rFonts w:ascii="Arial" w:hAnsi="Arial" w:cs="Arial"/>
-                <w:noProof/>
-                <w:sz w:val="28"/>
-                <w:szCs w:val="28"/>
-              </w:rPr>
-              <w:t>-Cas d’utilisation :</w:t>
-            </w:r>
-            <w:r>
-              <w:rPr>
-                <w:rFonts w:ascii="Arial" w:hAnsi="Arial" w:cs="Arial"/>
-                <w:noProof/>
-                <w:sz w:val="28"/>
-                <w:szCs w:val="28"/>
-              </w:rPr>
-              <w:t xml:space="preserve"> Consulter</w:t>
-            </w:r>
-            <w:r>
-              <w:rPr>
-                <w:rFonts w:ascii="Arial" w:hAnsi="Arial" w:cs="Arial"/>
-                <w:noProof/>
-                <w:sz w:val="28"/>
-                <w:szCs w:val="28"/>
+              <w:spacing w:after="60" w:line="252" w:lineRule="auto"/>
+              <w:rPr>
+                <w:noProof/>
+              </w:rPr>
+            </w:pPr>
+            <w:r>
+              <w:rPr>
+                <w:b/>
+                <w:noProof/>
+              </w:rPr>
+              <w:t>-Cas d’utilisation : Consulter</w:t>
+            </w:r>
+            <w:r>
+              <w:rPr>
+                <w:b/>
+                <w:noProof/>
               </w:rPr>
               <w:t xml:space="preserve"> </w:t>
             </w:r>
             <w:r>
               <w:rPr>
-                <w:rFonts w:ascii="Arial" w:hAnsi="Arial" w:cs="Arial"/>
-                <w:noProof/>
-                <w:sz w:val="28"/>
-                <w:szCs w:val="28"/>
+                <w:b/>
+                <w:noProof/>
               </w:rPr>
               <w:t>un matériel</w:t>
             </w:r>
@@ -81,33 +81,33 @@
         </w:tc>
       </w:tr>
       <w:tr>
-        <w:tc>
-          <w:tcPr>
-            <w:tcW w:w="2808" w:type="dxa"/>
+        <w:trPr>
+          <w:cantSplit/>
+          <w:jc w:val="center"/>
+        </w:trPr>
+        <w:tc>
+          <w:tcPr>
+            <w:tcW w:w="3289" w:type="dxa"/>
             <w:tcBorders>
               <w:top w:val="single" w:sz="4" w:space="0" w:color="auto"/>
               <w:left w:val="single" w:sz="4" w:space="0" w:color="auto"/>
               <w:bottom w:val="nil"/>
               <w:right w:val="single" w:sz="4" w:space="0" w:color="auto"/>
             </w:tcBorders>
+            <w:shd w:val="clear" w:color="auto" w:fill="FFFFFF"/>
             <w:vAlign w:val="center"/>
             <w:hideMark/>
           </w:tcPr>
           <w:p>
             <w:pPr>
-              <w:rPr>
-                <w:rFonts w:ascii="Arial" w:hAnsi="Arial" w:cs="Arial"/>
-                <w:noProof/>
-                <w:sz w:val="20"/>
-                <w:szCs w:val="20"/>
-              </w:rPr>
-            </w:pPr>
-            <w:r>
-              <w:rPr>
-                <w:rFonts w:ascii="Arial" w:hAnsi="Arial" w:cs="Arial"/>
-                <w:noProof/>
-                <w:sz w:val="20"/>
-                <w:szCs w:val="20"/>
+              <w:spacing w:after="60" w:line="252" w:lineRule="auto"/>
+              <w:rPr>
+                <w:noProof/>
+              </w:rPr>
+            </w:pPr>
+            <w:r>
+              <w:rPr>
+                <w:noProof/>
               </w:rPr>
               <w:t>Rédacteur : SGT HALIMI</w:t>
             </w:r>
@@ -115,31 +115,27 @@
         </w:tc>
         <w:tc>
           <w:tcPr>
-            <w:tcW w:w="3842" w:type="dxa"/>
+            <w:tcW w:w="3289" w:type="dxa"/>
             <w:tcBorders>
               <w:top w:val="single" w:sz="4" w:space="0" w:color="auto"/>
               <w:left w:val="single" w:sz="4" w:space="0" w:color="auto"/>
               <w:bottom w:val="nil"/>
               <w:right w:val="single" w:sz="4" w:space="0" w:color="auto"/>
             </w:tcBorders>
+            <w:shd w:val="clear" w:color="auto" w:fill="FFFFFF"/>
             <w:vAlign w:val="center"/>
             <w:hideMark/>
           </w:tcPr>
           <w:p>
             <w:pPr>
-              <w:rPr>
-                <w:rFonts w:ascii="Arial" w:hAnsi="Arial" w:cs="Arial"/>
-                <w:noProof/>
-                <w:sz w:val="20"/>
-                <w:szCs w:val="20"/>
-              </w:rPr>
-            </w:pPr>
-            <w:r>
-              <w:rPr>
-                <w:rFonts w:ascii="Arial" w:hAnsi="Arial" w:cs="Arial"/>
-                <w:noProof/>
-                <w:sz w:val="20"/>
-                <w:szCs w:val="20"/>
+              <w:spacing w:after="60" w:line="252" w:lineRule="auto"/>
+              <w:rPr>
+                <w:noProof/>
+              </w:rPr>
+            </w:pPr>
+            <w:r>
+              <w:rPr>
+                <w:noProof/>
               </w:rPr>
               <w:t>Projet : SESAM</w:t>
             </w:r>
@@ -147,31 +143,27 @@
         </w:tc>
         <w:tc>
           <w:tcPr>
-            <w:tcW w:w="2562" w:type="dxa"/>
+            <w:tcW w:w="3289" w:type="dxa"/>
             <w:tcBorders>
               <w:top w:val="single" w:sz="4" w:space="0" w:color="auto"/>
               <w:left w:val="single" w:sz="4" w:space="0" w:color="auto"/>
               <w:bottom w:val="nil"/>
               <w:right w:val="single" w:sz="4" w:space="0" w:color="auto"/>
             </w:tcBorders>
+            <w:shd w:val="clear" w:color="auto" w:fill="FFFFFF"/>
             <w:vAlign w:val="center"/>
             <w:hideMark/>
           </w:tcPr>
           <w:p>
             <w:pPr>
-              <w:rPr>
-                <w:rFonts w:ascii="Arial" w:hAnsi="Arial" w:cs="Arial"/>
-                <w:noProof/>
-                <w:sz w:val="20"/>
-                <w:szCs w:val="20"/>
-              </w:rPr>
-            </w:pPr>
-            <w:r>
-              <w:rPr>
-                <w:rFonts w:ascii="Arial" w:hAnsi="Arial" w:cs="Arial"/>
-                <w:noProof/>
-                <w:sz w:val="20"/>
-                <w:szCs w:val="20"/>
+              <w:spacing w:after="60" w:line="252" w:lineRule="auto"/>
+              <w:rPr>
+                <w:noProof/>
+              </w:rPr>
+            </w:pPr>
+            <w:r>
+              <w:rPr>
+                <w:noProof/>
               </w:rPr>
               <w:t>Date et version :</w:t>
             </w:r>
@@ -180,79 +172,74 @@
       </w:tr>
       <w:tr>
         <w:trPr>
-          <w:trHeight w:val="510"/>
+          <w:cantSplit/>
+          <w:jc w:val="center"/>
         </w:trPr>
         <w:tc>
           <w:tcPr>
-            <w:tcW w:w="2808" w:type="dxa"/>
+            <w:tcW w:w="3289" w:type="dxa"/>
             <w:tcBorders>
               <w:top w:val="nil"/>
               <w:left w:val="single" w:sz="4" w:space="0" w:color="auto"/>
               <w:bottom w:val="single" w:sz="4" w:space="0" w:color="auto"/>
               <w:right w:val="single" w:sz="4" w:space="0" w:color="auto"/>
             </w:tcBorders>
-            <w:vAlign w:val="center"/>
-          </w:tcPr>
-          <w:p>
-            <w:pPr>
-              <w:rPr>
-                <w:rFonts w:ascii="Arial" w:hAnsi="Arial" w:cs="Arial"/>
-                <w:noProof/>
-                <w:sz w:val="20"/>
-                <w:szCs w:val="20"/>
-              </w:rPr>
-            </w:pPr>
-          </w:p>
-        </w:tc>
-        <w:tc>
-          <w:tcPr>
-            <w:tcW w:w="3842" w:type="dxa"/>
+            <w:shd w:val="clear" w:color="auto" w:fill="FFFFFF"/>
+            <w:vAlign w:val="center"/>
+          </w:tcPr>
+          <w:p>
+            <w:pPr>
+              <w:spacing w:after="60" w:line="252" w:lineRule="auto"/>
+              <w:rPr>
+                <w:noProof/>
+              </w:rPr>
+            </w:pPr>
+          </w:p>
+        </w:tc>
+        <w:tc>
+          <w:tcPr>
+            <w:tcW w:w="3289" w:type="dxa"/>
             <w:tcBorders>
               <w:top w:val="nil"/>
               <w:left w:val="single" w:sz="4" w:space="0" w:color="auto"/>
               <w:bottom w:val="single" w:sz="4" w:space="0" w:color="auto"/>
               <w:right w:val="single" w:sz="4" w:space="0" w:color="auto"/>
             </w:tcBorders>
-            <w:vAlign w:val="center"/>
-          </w:tcPr>
-          <w:p>
-            <w:pPr>
-              <w:rPr>
-                <w:rFonts w:ascii="Arial" w:hAnsi="Arial" w:cs="Arial"/>
-                <w:noProof/>
-                <w:sz w:val="20"/>
-                <w:szCs w:val="20"/>
-              </w:rPr>
-            </w:pPr>
-          </w:p>
-        </w:tc>
-        <w:tc>
-          <w:tcPr>
-            <w:tcW w:w="2562" w:type="dxa"/>
+            <w:shd w:val="clear" w:color="auto" w:fill="FFFFFF"/>
+            <w:vAlign w:val="center"/>
+          </w:tcPr>
+          <w:p>
+            <w:pPr>
+              <w:spacing w:after="60" w:line="252" w:lineRule="auto"/>
+              <w:rPr>
+                <w:noProof/>
+              </w:rPr>
+            </w:pPr>
+          </w:p>
+        </w:tc>
+        <w:tc>
+          <w:tcPr>
+            <w:tcW w:w="3289" w:type="dxa"/>
             <w:tcBorders>
               <w:top w:val="nil"/>
               <w:left w:val="single" w:sz="4" w:space="0" w:color="auto"/>
               <w:bottom w:val="single" w:sz="4" w:space="0" w:color="auto"/>
               <w:right w:val="single" w:sz="4" w:space="0" w:color="auto"/>
             </w:tcBorders>
+            <w:shd w:val="clear" w:color="auto" w:fill="FFFFFF"/>
             <w:vAlign w:val="center"/>
             <w:hideMark/>
           </w:tcPr>
           <w:p>
             <w:pPr>
-              <w:rPr>
-                <w:rFonts w:ascii="Arial" w:hAnsi="Arial" w:cs="Arial"/>
-                <w:noProof/>
-                <w:sz w:val="20"/>
-                <w:szCs w:val="20"/>
-              </w:rPr>
-            </w:pPr>
-            <w:r>
-              <w:rPr>
-                <w:rFonts w:ascii="Arial" w:hAnsi="Arial" w:cs="Arial"/>
-                <w:noProof/>
-                <w:sz w:val="20"/>
-                <w:szCs w:val="20"/>
+              <w:spacing w:after="60" w:line="252" w:lineRule="auto"/>
+              <w:rPr>
+                <w:noProof/>
+              </w:rPr>
+            </w:pPr>
+            <w:r>
+              <w:rPr>
+                <w:noProof/>
               </w:rPr>
               <w:t>06/10/2026</w:t>
             </w:r>
@@ -260,9 +247,13 @@
         </w:tc>
       </w:tr>
       <w:tr>
-        <w:tc>
-          <w:tcPr>
-            <w:tcW w:w="9212" w:type="dxa"/>
+        <w:trPr>
+          <w:cantSplit/>
+          <w:jc w:val="center"/>
+        </w:trPr>
+        <w:tc>
+          <w:tcPr>
+            <w:tcW w:w="9866" w:type="dxa"/>
             <w:gridSpan w:val="3"/>
             <w:tcBorders>
               <w:top w:val="single" w:sz="4" w:space="0" w:color="auto"/>
@@ -270,29 +261,24 @@
               <w:bottom w:val="single" w:sz="4" w:space="0" w:color="auto"/>
               <w:right w:val="single" w:sz="4" w:space="0" w:color="auto"/>
             </w:tcBorders>
-            <w:shd w:val="pct15" w:color="auto" w:fill="auto"/>
+            <w:shd w:val="clear" w:color="auto" w:fill="E7EEF5"/>
             <w:vAlign w:val="center"/>
             <w:hideMark/>
           </w:tcPr>
           <w:p>
             <w:pPr>
-              <w:rPr>
-                <w:rFonts w:ascii="Arial" w:hAnsi="Arial" w:cs="Arial"/>
+              <w:spacing w:after="60" w:line="252" w:lineRule="auto"/>
+              <w:rPr>
                 <w:b/>
                 <w:bCs/>
                 <w:noProof/>
-                <w:sz w:val="20"/>
-                <w:szCs w:val="20"/>
-              </w:rPr>
-            </w:pPr>
-            <w:r>
-              <w:rPr>
-                <w:rFonts w:ascii="Arial" w:hAnsi="Arial" w:cs="Arial"/>
+              </w:rPr>
+            </w:pPr>
+            <w:r>
+              <w:rPr>
                 <w:b/>
                 <w:bCs/>
                 <w:noProof/>
-                <w:sz w:val="20"/>
-                <w:szCs w:val="20"/>
               </w:rPr>
               <w:t>Description :</w:t>
             </w:r>
@@ -301,11 +287,12 @@
       </w:tr>
       <w:tr>
         <w:trPr>
-          <w:trHeight w:val="1496"/>
+          <w:cantSplit/>
+          <w:jc w:val="center"/>
         </w:trPr>
         <w:tc>
           <w:tcPr>
-            <w:tcW w:w="9212" w:type="dxa"/>
+            <w:tcW w:w="9866" w:type="dxa"/>
             <w:gridSpan w:val="3"/>
             <w:tcBorders>
               <w:top w:val="single" w:sz="4" w:space="0" w:color="auto"/>
@@ -313,225 +300,111 @@
               <w:bottom w:val="single" w:sz="4" w:space="0" w:color="auto"/>
               <w:right w:val="single" w:sz="4" w:space="0" w:color="auto"/>
             </w:tcBorders>
-          </w:tcPr>
-          <w:p>
-            <w:pPr>
-              <w:rPr>
-                <w:rFonts w:ascii="Arial" w:hAnsi="Arial" w:cs="Arial"/>
-                <w:noProof/>
-                <w:sz w:val="20"/>
-                <w:szCs w:val="20"/>
-              </w:rPr>
-            </w:pPr>
-            <w:r>
-              <w:rPr>
-                <w:rFonts w:ascii="Arial" w:hAnsi="Arial" w:cs="Arial"/>
-                <w:noProof/>
-                <w:sz w:val="20"/>
-                <w:szCs w:val="20"/>
+            <w:shd w:val="clear" w:color="auto" w:fill="FFFFFF"/>
+            <w:vAlign w:val="center"/>
+          </w:tcPr>
+          <w:p>
+            <w:pPr>
+              <w:spacing w:after="60" w:line="252" w:lineRule="auto"/>
+              <w:rPr>
+                <w:noProof/>
+              </w:rPr>
+            </w:pPr>
+            <w:r>
+              <w:rPr>
+                <w:noProof/>
               </w:rPr>
               <w:t>EN TANT QUE …&lt;Utilisateur&gt; Gestionnaire</w:t>
             </w:r>
           </w:p>
           <w:p>
             <w:pPr>
-              <w:rPr>
-                <w:rFonts w:ascii="Arial" w:hAnsi="Arial" w:cs="Arial"/>
-                <w:noProof/>
-                <w:sz w:val="20"/>
-                <w:szCs w:val="20"/>
-              </w:rPr>
-            </w:pPr>
-            <w:r>
-              <w:rPr>
-                <w:rFonts w:ascii="Arial" w:hAnsi="Arial" w:cs="Arial"/>
-                <w:noProof/>
-                <w:sz w:val="20"/>
-                <w:szCs w:val="20"/>
-              </w:rPr>
-              <w:t>JE SOUHAITE … &lt;</w:t>
-            </w:r>
-            <w:r>
-              <w:rPr>
-                <w:rFonts w:ascii="Arial" w:hAnsi="Arial" w:cs="Arial"/>
-                <w:noProof/>
-                <w:sz w:val="20"/>
-                <w:szCs w:val="20"/>
-              </w:rPr>
-              <w:t>Consulter</w:t>
-            </w:r>
-            <w:r>
-              <w:rPr>
-                <w:rFonts w:ascii="Arial" w:hAnsi="Arial" w:cs="Arial"/>
-                <w:noProof/>
-                <w:sz w:val="20"/>
-                <w:szCs w:val="20"/>
-              </w:rPr>
-              <w:t xml:space="preserve"> des in</w:t>
-            </w:r>
-            <w:r>
-              <w:rPr>
-                <w:rFonts w:ascii="Arial" w:hAnsi="Arial" w:cs="Arial"/>
-                <w:noProof/>
-                <w:sz w:val="20"/>
-                <w:szCs w:val="20"/>
-              </w:rPr>
-              <w:t>formations</w:t>
-            </w:r>
-            <w:r>
-              <w:rPr>
-                <w:rFonts w:ascii="Arial" w:hAnsi="Arial" w:cs="Arial"/>
-                <w:noProof/>
-                <w:sz w:val="20"/>
-                <w:szCs w:val="20"/>
-              </w:rPr>
-              <w:t>&gt;</w:t>
-            </w:r>
-            <w:r>
-              <w:rPr>
-                <w:rFonts w:ascii="Arial" w:hAnsi="Arial" w:cs="Arial"/>
-                <w:noProof/>
-                <w:sz w:val="20"/>
-                <w:szCs w:val="20"/>
-              </w:rPr>
-              <w:t xml:space="preserve"> Consulter l’emplacement d’un matériel</w:t>
-            </w:r>
-            <w:r>
-              <w:rPr>
-                <w:rFonts w:ascii="Arial" w:hAnsi="Arial" w:cs="Arial"/>
-                <w:noProof/>
-                <w:sz w:val="20"/>
-                <w:szCs w:val="20"/>
-              </w:rPr>
-              <w:t xml:space="preserve"> </w:t>
-            </w:r>
-          </w:p>
-          <w:p>
-            <w:pPr>
-              <w:rPr>
-                <w:rFonts w:ascii="Arial" w:hAnsi="Arial" w:cs="Arial"/>
-                <w:sz w:val="20"/>
-                <w:szCs w:val="20"/>
-              </w:rPr>
-            </w:pPr>
-            <w:r>
-              <w:rPr>
-                <w:rFonts w:ascii="Arial" w:hAnsi="Arial" w:cs="Arial"/>
-                <w:noProof/>
-                <w:sz w:val="20"/>
-                <w:szCs w:val="20"/>
-              </w:rPr>
-              <w:t>AFIN DE … &lt;</w:t>
-            </w:r>
-            <w:r>
-              <w:rPr>
-                <w:rFonts w:ascii="Arial" w:hAnsi="Arial" w:cs="Arial"/>
-                <w:noProof/>
-                <w:sz w:val="20"/>
-                <w:szCs w:val="20"/>
-              </w:rPr>
-              <w:t>Obtenir une information</w:t>
-            </w:r>
-            <w:r>
-              <w:rPr>
-                <w:rFonts w:ascii="Arial" w:hAnsi="Arial" w:cs="Arial"/>
-                <w:noProof/>
-                <w:sz w:val="20"/>
-                <w:szCs w:val="20"/>
-              </w:rPr>
-              <w:t xml:space="preserve">&gt; </w:t>
-            </w:r>
-            <w:r>
-              <w:rPr>
-                <w:rFonts w:ascii="Arial" w:hAnsi="Arial" w:cs="Arial"/>
-                <w:sz w:val="20"/>
-                <w:szCs w:val="20"/>
-              </w:rPr>
+              <w:spacing w:after="60" w:line="252" w:lineRule="auto"/>
+              <w:rPr>
+                <w:noProof/>
+              </w:rPr>
+            </w:pPr>
+            <w:r>
+              <w:rPr>
+                <w:noProof/>
+              </w:rPr>
+              <w:t xml:space="preserve">JE SOUHAITE … &lt;Consulter des informations&gt; Consulter l’emplacement d’un matériel </w:t>
+            </w:r>
+          </w:p>
+          <w:p>
+            <w:pPr>
+              <w:spacing w:after="60" w:line="252" w:lineRule="auto"/>
+            </w:pPr>
+            <w:r>
+              <w:rPr>
+                <w:noProof/>
+              </w:rPr>
+              <w:t xml:space="preserve">AFIN DE … &lt;Obtenir une information&gt; </w:t>
+            </w:r>
+            <w:r>
               <w:t>savoir dans quelle salle et à quelle localisation se trouve le matériel.</w:t>
             </w:r>
           </w:p>
           <w:p>
             <w:pPr>
-              <w:rPr>
-                <w:rFonts w:ascii="Arial" w:hAnsi="Arial" w:cs="Arial"/>
-                <w:noProof/>
-                <w:sz w:val="20"/>
-                <w:szCs w:val="20"/>
-              </w:rPr>
-            </w:pPr>
-            <w:r>
-              <w:rPr>
-                <w:rFonts w:ascii="Arial" w:hAnsi="Arial" w:cs="Arial"/>
-                <w:noProof/>
-                <w:sz w:val="20"/>
-                <w:szCs w:val="20"/>
+              <w:spacing w:after="60" w:line="252" w:lineRule="auto"/>
+              <w:rPr>
+                <w:noProof/>
+              </w:rPr>
+            </w:pPr>
+            <w:r>
+              <w:rPr>
+                <w:noProof/>
               </w:rPr>
               <w:t>Acteur principal : Gestionnaire</w:t>
             </w:r>
           </w:p>
           <w:p>
             <w:pPr>
-              <w:rPr>
-                <w:rFonts w:ascii="Arial" w:hAnsi="Arial" w:cs="Arial"/>
-                <w:noProof/>
-                <w:sz w:val="20"/>
-                <w:szCs w:val="20"/>
-              </w:rPr>
-            </w:pPr>
-            <w:r>
-              <w:rPr>
-                <w:rFonts w:ascii="Arial" w:hAnsi="Arial" w:cs="Arial"/>
-                <w:noProof/>
-                <w:sz w:val="20"/>
-                <w:szCs w:val="20"/>
+              <w:spacing w:after="60" w:line="252" w:lineRule="auto"/>
+              <w:rPr>
+                <w:noProof/>
+              </w:rPr>
+            </w:pPr>
+            <w:r>
+              <w:rPr>
+                <w:noProof/>
               </w:rPr>
               <w:t>Acteur(s) secondaires : NEANT</w:t>
             </w:r>
           </w:p>
           <w:p>
             <w:pPr>
-              <w:rPr>
-                <w:rFonts w:ascii="Arial" w:hAnsi="Arial" w:cs="Arial"/>
-                <w:noProof/>
-                <w:sz w:val="20"/>
-                <w:szCs w:val="20"/>
-              </w:rPr>
-            </w:pPr>
-          </w:p>
-          <w:p>
-            <w:pPr>
-              <w:rPr>
-                <w:rFonts w:ascii="Arial" w:hAnsi="Arial" w:cs="Arial"/>
-                <w:noProof/>
-                <w:sz w:val="20"/>
-                <w:szCs w:val="20"/>
-              </w:rPr>
-            </w:pPr>
-            <w:r>
-              <w:rPr>
-                <w:rFonts w:ascii="Arial" w:hAnsi="Arial" w:cs="Arial"/>
-                <w:noProof/>
-                <w:sz w:val="20"/>
-                <w:szCs w:val="20"/>
+              <w:spacing w:after="60" w:line="252" w:lineRule="auto"/>
+              <w:rPr>
+                <w:noProof/>
+              </w:rPr>
+            </w:pPr>
+          </w:p>
+          <w:p>
+            <w:pPr>
+              <w:spacing w:after="60" w:line="252" w:lineRule="auto"/>
+              <w:rPr>
+                <w:noProof/>
+              </w:rPr>
+            </w:pPr>
+            <w:r>
+              <w:rPr>
+                <w:noProof/>
               </w:rPr>
               <w:t xml:space="preserve">Cas d’utilisation inclus : </w:t>
             </w:r>
           </w:p>
           <w:p>
             <w:pPr>
-              <w:rPr>
-                <w:rFonts w:ascii="Arial" w:hAnsi="Arial" w:cs="Arial"/>
-                <w:noProof/>
-                <w:sz w:val="20"/>
-                <w:szCs w:val="20"/>
-              </w:rPr>
-            </w:pPr>
-            <w:r>
-              <w:rPr>
-                <w:rFonts w:ascii="Arial" w:hAnsi="Arial" w:cs="Arial"/>
-                <w:noProof/>
-                <w:sz w:val="20"/>
-                <w:szCs w:val="20"/>
+              <w:spacing w:after="60" w:line="252" w:lineRule="auto"/>
+              <w:rPr>
+                <w:noProof/>
+              </w:rPr>
+            </w:pPr>
+            <w:r>
+              <w:rPr>
+                <w:noProof/>
               </w:rPr>
               <w:t>&lt;&lt;include&gt;&gt; Rechercher un matériel</w:t>
             </w:r>
@@ -540,11 +413,12 @@
       </w:tr>
       <w:tr>
         <w:trPr>
-          <w:trHeight w:val="230"/>
+          <w:cantSplit/>
+          <w:jc w:val="center"/>
         </w:trPr>
         <w:tc>
           <w:tcPr>
-            <w:tcW w:w="9212" w:type="dxa"/>
+            <w:tcW w:w="9866" w:type="dxa"/>
             <w:gridSpan w:val="3"/>
             <w:tcBorders>
               <w:top w:val="single" w:sz="4" w:space="0" w:color="auto"/>
@@ -552,27 +426,22 @@
               <w:bottom w:val="single" w:sz="4" w:space="0" w:color="auto"/>
               <w:right w:val="single" w:sz="4" w:space="0" w:color="auto"/>
             </w:tcBorders>
-            <w:shd w:val="pct15" w:color="auto" w:fill="auto"/>
+            <w:shd w:val="clear" w:color="auto" w:fill="E7EEF5"/>
             <w:vAlign w:val="center"/>
             <w:hideMark/>
           </w:tcPr>
           <w:p>
             <w:pPr>
-              <w:rPr>
-                <w:rFonts w:ascii="Arial" w:hAnsi="Arial" w:cs="Arial"/>
+              <w:spacing w:after="60" w:line="252" w:lineRule="auto"/>
+              <w:rPr>
                 <w:b/>
                 <w:noProof/>
-                <w:sz w:val="20"/>
-                <w:szCs w:val="20"/>
-              </w:rPr>
-            </w:pPr>
-            <w:r>
-              <w:rPr>
-                <w:rFonts w:ascii="Arial" w:hAnsi="Arial" w:cs="Arial"/>
+              </w:rPr>
+            </w:pPr>
+            <w:r>
+              <w:rPr>
                 <w:b/>
                 <w:noProof/>
-                <w:sz w:val="20"/>
-                <w:szCs w:val="20"/>
               </w:rPr>
               <w:t>Critères d’acceptation (résultats attendus) :</w:t>
             </w:r>
@@ -581,11 +450,12 @@
       </w:tr>
       <w:tr>
         <w:trPr>
-          <w:trHeight w:val="811"/>
+          <w:cantSplit/>
+          <w:jc w:val="center"/>
         </w:trPr>
         <w:tc>
           <w:tcPr>
-            <w:tcW w:w="9212" w:type="dxa"/>
+            <w:tcW w:w="9866" w:type="dxa"/>
             <w:gridSpan w:val="3"/>
             <w:tcBorders>
               <w:top w:val="single" w:sz="4" w:space="0" w:color="auto"/>
@@ -593,6 +463,8 @@
               <w:bottom w:val="single" w:sz="4" w:space="0" w:color="auto"/>
               <w:right w:val="single" w:sz="4" w:space="0" w:color="auto"/>
             </w:tcBorders>
+            <w:shd w:val="clear" w:color="auto" w:fill="FFFFFF"/>
+            <w:vAlign w:val="center"/>
           </w:tcPr>
           <w:p>
             <w:pPr>
@@ -601,20 +473,15 @@
                 <w:ilvl w:val="0"/>
                 <w:numId w:val="1"/>
               </w:numPr>
+              <w:spacing w:after="60" w:line="252" w:lineRule="auto"/>
               <w:ind w:left="284" w:hanging="284"/>
               <w:rPr>
-                <w:rFonts w:ascii="Arial" w:hAnsi="Arial" w:cs="Arial"/>
-                <w:noProof/>
-                <w:sz w:val="20"/>
-                <w:szCs w:val="20"/>
-              </w:rPr>
-            </w:pPr>
-            <w:r>
-              <w:rPr>
-                <w:rFonts w:ascii="Arial" w:hAnsi="Arial" w:cs="Arial"/>
-                <w:noProof/>
-                <w:sz w:val="20"/>
-                <w:szCs w:val="20"/>
+                <w:noProof/>
+              </w:rPr>
+            </w:pPr>
+            <w:r>
+              <w:rPr>
+                <w:noProof/>
               </w:rPr>
               <w:t>Le gestionnaire recherche un matériel.</w:t>
             </w:r>
@@ -626,20 +493,15 @@
                 <w:ilvl w:val="0"/>
                 <w:numId w:val="1"/>
               </w:numPr>
+              <w:spacing w:after="60" w:line="252" w:lineRule="auto"/>
               <w:ind w:left="284" w:hanging="284"/>
               <w:rPr>
-                <w:rFonts w:ascii="Arial" w:hAnsi="Arial" w:cs="Arial"/>
-                <w:noProof/>
-                <w:sz w:val="20"/>
-                <w:szCs w:val="20"/>
-              </w:rPr>
-            </w:pPr>
-            <w:r>
-              <w:rPr>
-                <w:rFonts w:ascii="Arial" w:hAnsi="Arial" w:cs="Arial"/>
-                <w:noProof/>
-                <w:sz w:val="20"/>
-                <w:szCs w:val="20"/>
+                <w:noProof/>
+              </w:rPr>
+            </w:pPr>
+            <w:r>
+              <w:rPr>
+                <w:noProof/>
               </w:rPr>
               <w:t>Le gestionnaire sélectionne un matériel.</w:t>
             </w:r>
@@ -651,20 +513,15 @@
                 <w:ilvl w:val="0"/>
                 <w:numId w:val="1"/>
               </w:numPr>
+              <w:spacing w:after="60" w:line="252" w:lineRule="auto"/>
               <w:ind w:left="284" w:hanging="284"/>
               <w:rPr>
-                <w:rFonts w:ascii="Arial" w:hAnsi="Arial" w:cs="Arial"/>
-                <w:noProof/>
-                <w:sz w:val="20"/>
-                <w:szCs w:val="20"/>
-              </w:rPr>
-            </w:pPr>
-            <w:r>
-              <w:rPr>
-                <w:rFonts w:ascii="Arial" w:hAnsi="Arial" w:cs="Arial"/>
-                <w:noProof/>
-                <w:sz w:val="20"/>
-                <w:szCs w:val="20"/>
+                <w:noProof/>
+              </w:rPr>
+            </w:pPr>
+            <w:r>
+              <w:rPr>
+                <w:noProof/>
               </w:rPr>
               <w:t>Le système ouvre directement la fiche descriptive du matériel.</w:t>
             </w:r>
@@ -676,20 +533,15 @@
                 <w:ilvl w:val="0"/>
                 <w:numId w:val="1"/>
               </w:numPr>
+              <w:spacing w:after="60" w:line="252" w:lineRule="auto"/>
               <w:ind w:left="284" w:hanging="284"/>
               <w:rPr>
-                <w:rFonts w:ascii="Arial" w:hAnsi="Arial" w:cs="Arial"/>
-                <w:noProof/>
-                <w:sz w:val="20"/>
-                <w:szCs w:val="20"/>
-              </w:rPr>
-            </w:pPr>
-            <w:r>
-              <w:rPr>
-                <w:rFonts w:ascii="Arial" w:hAnsi="Arial" w:cs="Arial"/>
-                <w:noProof/>
-                <w:sz w:val="20"/>
-                <w:szCs w:val="20"/>
+                <w:noProof/>
+              </w:rPr>
+            </w:pPr>
+            <w:r>
+              <w:rPr>
+                <w:noProof/>
               </w:rPr>
               <w:t>Toutes les informations sur le matériel sélectionné sont contenus dans la fiche descriptive</w:t>
             </w:r>
@@ -698,11 +550,12 @@
       </w:tr>
       <w:tr>
         <w:trPr>
-          <w:trHeight w:val="230"/>
+          <w:cantSplit/>
+          <w:jc w:val="center"/>
         </w:trPr>
         <w:tc>
           <w:tcPr>
-            <w:tcW w:w="9212" w:type="dxa"/>
+            <w:tcW w:w="9866" w:type="dxa"/>
             <w:gridSpan w:val="3"/>
             <w:tcBorders>
               <w:top w:val="single" w:sz="4" w:space="0" w:color="auto"/>
@@ -710,27 +563,22 @@
               <w:bottom w:val="single" w:sz="4" w:space="0" w:color="auto"/>
               <w:right w:val="single" w:sz="4" w:space="0" w:color="auto"/>
             </w:tcBorders>
-            <w:shd w:val="pct15" w:color="auto" w:fill="auto"/>
+            <w:shd w:val="clear" w:color="auto" w:fill="E7EEF5"/>
             <w:vAlign w:val="center"/>
             <w:hideMark/>
           </w:tcPr>
           <w:p>
             <w:pPr>
-              <w:rPr>
-                <w:rFonts w:ascii="Arial" w:hAnsi="Arial" w:cs="Arial"/>
+              <w:spacing w:after="60" w:line="252" w:lineRule="auto"/>
+              <w:rPr>
                 <w:b/>
                 <w:noProof/>
-                <w:sz w:val="20"/>
-                <w:szCs w:val="20"/>
-              </w:rPr>
-            </w:pPr>
-            <w:r>
-              <w:rPr>
-                <w:rFonts w:ascii="Arial" w:hAnsi="Arial" w:cs="Arial"/>
+              </w:rPr>
+            </w:pPr>
+            <w:r>
+              <w:rPr>
                 <w:b/>
                 <w:noProof/>
-                <w:sz w:val="20"/>
-                <w:szCs w:val="20"/>
               </w:rPr>
               <w:t>Règles de gestion métier :</w:t>
             </w:r>
@@ -739,11 +587,12 @@
       </w:tr>
       <w:tr>
         <w:trPr>
-          <w:trHeight w:val="482"/>
+          <w:cantSplit/>
+          <w:jc w:val="center"/>
         </w:trPr>
         <w:tc>
           <w:tcPr>
-            <w:tcW w:w="9212" w:type="dxa"/>
+            <w:tcW w:w="9866" w:type="dxa"/>
             <w:gridSpan w:val="3"/>
             <w:tcBorders>
               <w:top w:val="single" w:sz="4" w:space="0" w:color="auto"/>
@@ -751,60 +600,46 @@
               <w:bottom w:val="single" w:sz="4" w:space="0" w:color="auto"/>
               <w:right w:val="single" w:sz="4" w:space="0" w:color="auto"/>
             </w:tcBorders>
+            <w:shd w:val="clear" w:color="auto" w:fill="FFFFFF"/>
+            <w:vAlign w:val="center"/>
             <w:hideMark/>
           </w:tcPr>
           <w:p>
             <w:pPr>
-              <w:rPr>
-                <w:rFonts w:ascii="Arial" w:hAnsi="Arial" w:cs="Arial"/>
-                <w:noProof/>
-                <w:sz w:val="20"/>
-                <w:szCs w:val="20"/>
-              </w:rPr>
-            </w:pPr>
-            <w:r>
-              <w:rPr>
-                <w:rFonts w:ascii="Arial" w:hAnsi="Arial" w:cs="Arial"/>
-                <w:noProof/>
-                <w:sz w:val="20"/>
-                <w:szCs w:val="20"/>
+              <w:spacing w:after="60" w:line="252" w:lineRule="auto"/>
+              <w:rPr>
+                <w:noProof/>
+              </w:rPr>
+            </w:pPr>
+            <w:r>
+              <w:rPr>
+                <w:noProof/>
               </w:rPr>
               <w:t xml:space="preserve">Le </w:t>
             </w:r>
             <w:r>
               <w:rPr>
-                <w:rFonts w:ascii="Arial" w:hAnsi="Arial" w:cs="Arial"/>
-                <w:noProof/>
-                <w:sz w:val="20"/>
-                <w:szCs w:val="20"/>
+                <w:noProof/>
               </w:rPr>
               <w:t>matériel recherché doit exister dans le SI</w:t>
             </w:r>
             <w:r>
               <w:rPr>
-                <w:rFonts w:ascii="Arial" w:hAnsi="Arial" w:cs="Arial"/>
-                <w:noProof/>
-                <w:sz w:val="20"/>
-                <w:szCs w:val="20"/>
+                <w:noProof/>
               </w:rPr>
               <w:t>.</w:t>
             </w:r>
           </w:p>
           <w:p>
             <w:pPr>
-              <w:rPr>
-                <w:rFonts w:ascii="Arial" w:hAnsi="Arial" w:cs="Arial"/>
-                <w:noProof/>
-                <w:sz w:val="20"/>
-                <w:szCs w:val="20"/>
-              </w:rPr>
-            </w:pPr>
-            <w:r>
-              <w:rPr>
-                <w:rFonts w:ascii="Arial" w:hAnsi="Arial" w:cs="Arial"/>
-                <w:noProof/>
-                <w:sz w:val="20"/>
-                <w:szCs w:val="20"/>
+              <w:spacing w:after="60" w:line="252" w:lineRule="auto"/>
+              <w:rPr>
+                <w:noProof/>
+              </w:rPr>
+            </w:pPr>
+            <w:r>
+              <w:rPr>
+                <w:noProof/>
               </w:rPr>
               <w:t>L’emplacement affiché correspond à l’emplacement actuel enregistré.</w:t>
             </w:r>
@@ -813,11 +648,12 @@
       </w:tr>
       <w:tr>
         <w:trPr>
-          <w:trHeight w:val="230"/>
+          <w:cantSplit/>
+          <w:jc w:val="center"/>
         </w:trPr>
         <w:tc>
           <w:tcPr>
-            <w:tcW w:w="9212" w:type="dxa"/>
+            <w:tcW w:w="9866" w:type="dxa"/>
             <w:gridSpan w:val="3"/>
             <w:tcBorders>
               <w:top w:val="single" w:sz="4" w:space="0" w:color="auto"/>
@@ -825,27 +661,22 @@
               <w:bottom w:val="single" w:sz="4" w:space="0" w:color="auto"/>
               <w:right w:val="single" w:sz="4" w:space="0" w:color="auto"/>
             </w:tcBorders>
-            <w:shd w:val="pct15" w:color="auto" w:fill="auto"/>
+            <w:shd w:val="clear" w:color="auto" w:fill="E7EEF5"/>
             <w:vAlign w:val="center"/>
             <w:hideMark/>
           </w:tcPr>
           <w:p>
             <w:pPr>
-              <w:rPr>
-                <w:rFonts w:ascii="Arial" w:hAnsi="Arial" w:cs="Arial"/>
+              <w:spacing w:after="60" w:line="252" w:lineRule="auto"/>
+              <w:rPr>
                 <w:b/>
                 <w:noProof/>
-                <w:sz w:val="20"/>
-                <w:szCs w:val="20"/>
-              </w:rPr>
-            </w:pPr>
-            <w:r>
-              <w:rPr>
-                <w:rFonts w:ascii="Arial" w:hAnsi="Arial" w:cs="Arial"/>
+              </w:rPr>
+            </w:pPr>
+            <w:r>
+              <w:rPr>
                 <w:b/>
                 <w:noProof/>
-                <w:sz w:val="20"/>
-                <w:szCs w:val="20"/>
               </w:rPr>
               <w:t>Besoins non fonctionnels :</w:t>
             </w:r>
@@ -854,11 +685,12 @@
       </w:tr>
       <w:tr>
         <w:trPr>
-          <w:trHeight w:val="482"/>
+          <w:cantSplit/>
+          <w:jc w:val="center"/>
         </w:trPr>
         <w:tc>
           <w:tcPr>
-            <w:tcW w:w="9212" w:type="dxa"/>
+            <w:tcW w:w="9866" w:type="dxa"/>
             <w:gridSpan w:val="3"/>
             <w:tcBorders>
               <w:top w:val="single" w:sz="4" w:space="0" w:color="auto"/>
@@ -866,6 +698,8 @@
               <w:bottom w:val="single" w:sz="4" w:space="0" w:color="auto"/>
               <w:right w:val="single" w:sz="4" w:space="0" w:color="auto"/>
             </w:tcBorders>
+            <w:shd w:val="clear" w:color="auto" w:fill="FFFFFF"/>
+            <w:vAlign w:val="center"/>
             <w:hideMark/>
           </w:tcPr>
           <w:p>
@@ -875,38 +709,24 @@
                 <w:ilvl w:val="0"/>
                 <w:numId w:val="1"/>
               </w:numPr>
+              <w:spacing w:after="60" w:line="252" w:lineRule="auto"/>
               <w:ind w:left="284" w:hanging="284"/>
               <w:rPr>
-                <w:rFonts w:ascii="Arial" w:hAnsi="Arial" w:cs="Arial"/>
-                <w:noProof/>
-                <w:sz w:val="20"/>
-                <w:szCs w:val="20"/>
-              </w:rPr>
-            </w:pPr>
-            <w:r>
-              <w:rPr>
-                <w:rFonts w:ascii="Arial" w:hAnsi="Arial" w:cs="Arial"/>
-                <w:sz w:val="20"/>
-                <w:szCs w:val="20"/>
-              </w:rPr>
+                <w:noProof/>
+              </w:rPr>
+            </w:pPr>
+            <w:r>
               <w:t xml:space="preserve">Seul un utilisateur autorisé peut </w:t>
             </w:r>
             <w:r>
-              <w:rPr>
-                <w:rFonts w:ascii="Arial" w:hAnsi="Arial" w:cs="Arial"/>
-                <w:sz w:val="20"/>
-                <w:szCs w:val="20"/>
-              </w:rPr>
               <w:t>consulter l’emplacement d’un matériel.</w:t>
             </w:r>
           </w:p>
           <w:p>
             <w:pPr>
-              <w:rPr>
-                <w:rFonts w:ascii="Arial" w:hAnsi="Arial" w:cs="Arial"/>
-                <w:noProof/>
-                <w:sz w:val="20"/>
-                <w:szCs w:val="20"/>
+              <w:spacing w:after="60" w:line="252" w:lineRule="auto"/>
+              <w:rPr>
+                <w:noProof/>
               </w:rPr>
             </w:pPr>
           </w:p>
@@ -914,11 +734,12 @@
       </w:tr>
       <w:tr>
         <w:trPr>
-          <w:trHeight w:val="230"/>
+          <w:cantSplit/>
+          <w:jc w:val="center"/>
         </w:trPr>
         <w:tc>
           <w:tcPr>
-            <w:tcW w:w="9212" w:type="dxa"/>
+            <w:tcW w:w="9866" w:type="dxa"/>
             <w:gridSpan w:val="3"/>
             <w:tcBorders>
               <w:top w:val="single" w:sz="4" w:space="0" w:color="auto"/>
@@ -926,27 +747,22 @@
               <w:bottom w:val="single" w:sz="4" w:space="0" w:color="auto"/>
               <w:right w:val="single" w:sz="4" w:space="0" w:color="auto"/>
             </w:tcBorders>
-            <w:shd w:val="pct15" w:color="auto" w:fill="auto"/>
+            <w:shd w:val="clear" w:color="auto" w:fill="E7EEF5"/>
             <w:vAlign w:val="center"/>
             <w:hideMark/>
           </w:tcPr>
           <w:p>
             <w:pPr>
-              <w:rPr>
-                <w:rFonts w:ascii="Arial" w:hAnsi="Arial" w:cs="Arial"/>
+              <w:spacing w:after="60" w:line="252" w:lineRule="auto"/>
+              <w:rPr>
                 <w:b/>
                 <w:noProof/>
-                <w:sz w:val="20"/>
-                <w:szCs w:val="20"/>
-              </w:rPr>
-            </w:pPr>
-            <w:r>
-              <w:rPr>
-                <w:rFonts w:ascii="Arial" w:hAnsi="Arial" w:cs="Arial"/>
+              </w:rPr>
+            </w:pPr>
+            <w:r>
+              <w:rPr>
                 <w:b/>
                 <w:noProof/>
-                <w:sz w:val="20"/>
-                <w:szCs w:val="20"/>
               </w:rPr>
               <w:t>Besoins en IHM :</w:t>
             </w:r>
@@ -955,11 +771,12 @@
       </w:tr>
       <w:tr>
         <w:trPr>
-          <w:trHeight w:val="464"/>
+          <w:cantSplit/>
+          <w:jc w:val="center"/>
         </w:trPr>
         <w:tc>
           <w:tcPr>
-            <w:tcW w:w="9212" w:type="dxa"/>
+            <w:tcW w:w="9866" w:type="dxa"/>
             <w:gridSpan w:val="3"/>
             <w:tcBorders>
               <w:top w:val="single" w:sz="4" w:space="0" w:color="auto"/>
@@ -967,6 +784,8 @@
               <w:bottom w:val="single" w:sz="4" w:space="0" w:color="auto"/>
               <w:right w:val="single" w:sz="4" w:space="0" w:color="auto"/>
             </w:tcBorders>
+            <w:shd w:val="clear" w:color="auto" w:fill="FFFFFF"/>
+            <w:vAlign w:val="center"/>
             <w:hideMark/>
           </w:tcPr>
           <w:p>
@@ -976,66 +795,276 @@
                 <w:ilvl w:val="0"/>
                 <w:numId w:val="1"/>
               </w:numPr>
+              <w:spacing w:after="60" w:line="252" w:lineRule="auto"/>
               <w:ind w:left="284" w:hanging="284"/>
               <w:rPr>
-                <w:rFonts w:ascii="Arial" w:hAnsi="Arial" w:cs="Arial"/>
-                <w:noProof/>
-                <w:sz w:val="20"/>
-                <w:szCs w:val="20"/>
-              </w:rPr>
-            </w:pPr>
-            <w:r>
-              <w:rPr>
-                <w:rFonts w:ascii="Arial" w:hAnsi="Arial" w:cs="Arial"/>
-                <w:noProof/>
-                <w:sz w:val="20"/>
-                <w:szCs w:val="20"/>
+                <w:noProof/>
+              </w:rPr>
+            </w:pPr>
+            <w:r>
+              <w:rPr>
+                <w:noProof/>
               </w:rPr>
               <w:t>Depuis les résultats de recherche, un clic sur un matériel ouvre sa fiche descriptive.</w:t>
             </w:r>
           </w:p>
           <w:p>
             <w:pPr>
-              <w:rPr>
-                <w:rFonts w:ascii="Arial" w:hAnsi="Arial" w:cs="Arial"/>
-                <w:noProof/>
-                <w:sz w:val="20"/>
-                <w:szCs w:val="20"/>
+              <w:spacing w:after="60" w:line="252" w:lineRule="auto"/>
+              <w:rPr>
+                <w:noProof/>
               </w:rPr>
             </w:pPr>
           </w:p>
         </w:tc>
       </w:tr>
     </w:tbl>
-    <w:p/>
-    <w:p/>
     <w:p>
       <w:pPr>
-        <w:rPr>
-          <w:noProof/>
-        </w:rPr>
+        <w:pageBreakBefore/>
+        <w:spacing w:line="252" w:lineRule="auto"/>
       </w:pPr>
     </w:p>
-    <w:p/>
-    <w:p/>
-    <w:p/>
-    <w:p/>
-    <w:p/>
-    <w:p/>
-    <w:p/>
-    <w:p/>
-    <w:p/>
+    <w:tbl>
+      <w:tblPr>
+        <w:tblW w:w="0" w:type="auto"/>
+        <w:jc w:val="center"/>
+        <w:tblBorders>
+          <w:top w:val="single" w:sz="6" w:space="0" w:color="D9D9D9"/>
+          <w:left w:val="single" w:sz="6" w:space="0" w:color="D9D9D9"/>
+          <w:bottom w:val="single" w:sz="6" w:space="0" w:color="D9D9D9"/>
+          <w:right w:val="single" w:sz="6" w:space="0" w:color="D9D9D9"/>
+          <w:insideH w:val="single" w:sz="6" w:space="0" w:color="D9D9D9"/>
+          <w:insideV w:val="single" w:sz="6" w:space="0" w:color="D9D9D9"/>
+        </w:tblBorders>
+        <w:tblLayout w:type="fixed"/>
+        <w:tblCellMar>
+          <w:top w:w="100" w:type="dxa"/>
+          <w:left w:w="100" w:type="dxa"/>
+          <w:bottom w:w="100" w:type="dxa"/>
+          <w:right w:w="100" w:type="dxa"/>
+        </w:tblCellMar>
+        <w:tblLook w:val="04A0" w:firstRow="1" w:lastRow="0" w:firstColumn="1" w:lastColumn="0" w:noHBand="0" w:noVBand="1"/>
+      </w:tblPr>
+      <w:tblGrid>
+        <w:gridCol w:w="4933"/>
+        <w:gridCol w:w="4933"/>
+      </w:tblGrid>
+      <w:tr>
+        <w:trPr>
+          <w:cantSplit/>
+          <w:tblHeader/>
+          <w:jc w:val="center"/>
+        </w:trPr>
+        <w:tc>
+          <w:tcPr>
+            <w:tcW w:w="9866" w:type="dxa"/>
+            <w:gridSpan w:val="2"/>
+            <w:shd w:val="clear" w:color="auto" w:fill="E7EEF5"/>
+            <w:vAlign w:val="center"/>
+          </w:tcPr>
+          <w:p>
+            <w:pPr>
+              <w:keepNext/>
+              <w:spacing w:after="60" w:line="252" w:lineRule="auto"/>
+            </w:pPr>
+            <w:r>
+              <w:rPr>
+                <w:b/>
+              </w:rPr>
+              <w:t>Scénario nominal</w:t>
+            </w:r>
+          </w:p>
+        </w:tc>
+      </w:tr>
+      <w:tr>
+        <w:trPr>
+          <w:cantSplit/>
+          <w:tblHeader/>
+          <w:jc w:val="center"/>
+        </w:trPr>
+        <w:tc>
+          <w:tcPr>
+            <w:tcW w:w="4933" w:type="dxa"/>
+            <w:shd w:val="clear" w:color="auto" w:fill="E7EEF5"/>
+            <w:vAlign w:val="center"/>
+          </w:tcPr>
+          <w:p>
+            <w:pPr>
+              <w:keepNext/>
+              <w:spacing w:after="60" w:line="252" w:lineRule="auto"/>
+            </w:pPr>
+            <w:r>
+              <w:rPr>
+                <w:b/>
+              </w:rPr>
+              <w:t>Acteur principal</w:t>
+            </w:r>
+          </w:p>
+        </w:tc>
+        <w:tc>
+          <w:tcPr>
+            <w:tcW w:w="4933" w:type="dxa"/>
+            <w:shd w:val="clear" w:color="auto" w:fill="E7EEF5"/>
+            <w:vAlign w:val="center"/>
+          </w:tcPr>
+          <w:p>
+            <w:pPr>
+              <w:keepNext/>
+              <w:spacing w:after="60" w:line="252" w:lineRule="auto"/>
+            </w:pPr>
+            <w:r>
+              <w:rPr>
+                <w:b/>
+              </w:rPr>
+              <w:t>Système</w:t>
+            </w:r>
+          </w:p>
+        </w:tc>
+      </w:tr>
+      <w:tr>
+        <w:trPr>
+          <w:cantSplit/>
+          <w:jc w:val="center"/>
+        </w:trPr>
+        <w:tc>
+          <w:tcPr>
+            <w:tcW w:w="4933" w:type="dxa"/>
+            <w:shd w:val="clear" w:color="auto" w:fill="FFFFFF"/>
+            <w:vAlign w:val="center"/>
+          </w:tcPr>
+          <w:p>
+            <w:pPr>
+              <w:keepNext/>
+              <w:spacing w:after="60" w:line="252" w:lineRule="auto"/>
+            </w:pPr>
+            <w:r>
+              <w:t>1. Le gestionnaire recherche un matériel et sélectionne celui qu’il souhaite consulter.</w:t>
+            </w:r>
+          </w:p>
+        </w:tc>
+        <w:tc>
+          <w:tcPr>
+            <w:tcW w:w="4933" w:type="dxa"/>
+            <w:shd w:val="clear" w:color="auto" w:fill="FFFFFF"/>
+            <w:vAlign w:val="center"/>
+          </w:tcPr>
+          <w:p>
+            <w:pPr>
+              <w:keepNext/>
+              <w:spacing w:after="60" w:line="252" w:lineRule="auto"/>
+            </w:pPr>
+            <w:r>
+              <w:t xml:space="preserve">2. </w:t>
+            </w:r>
+            <w:r>
+              <w:t>Le système récupère les informations du matériel sélectionné.</w:t>
+            </w:r>
+          </w:p>
+        </w:tc>
+      </w:tr>
+      <w:tr>
+        <w:trPr>
+          <w:cantSplit/>
+          <w:jc w:val="center"/>
+        </w:trPr>
+        <w:tc>
+          <w:tcPr>
+            <w:tcW w:w="4933" w:type="dxa"/>
+            <w:shd w:val="clear" w:color="auto" w:fill="FFFFFF"/>
+            <w:vAlign w:val="center"/>
+          </w:tcPr>
+          <w:p>
+            <w:pPr>
+              <w:keepNext/>
+              <w:spacing w:after="60" w:line="252" w:lineRule="auto"/>
+            </w:pPr>
+          </w:p>
+        </w:tc>
+        <w:tc>
+          <w:tcPr>
+            <w:tcW w:w="4933" w:type="dxa"/>
+            <w:shd w:val="clear" w:color="auto" w:fill="FFFFFF"/>
+            <w:vAlign w:val="center"/>
+          </w:tcPr>
+          <w:p>
+            <w:pPr>
+              <w:keepNext/>
+              <w:spacing w:after="60" w:line="252" w:lineRule="auto"/>
+            </w:pPr>
+            <w:r>
+              <w:t>3. Le système affiche directement la fiche descriptive du matériel.</w:t>
+            </w:r>
+          </w:p>
+        </w:tc>
+      </w:tr>
+      <w:tr>
+        <w:trPr>
+          <w:cantSplit/>
+          <w:jc w:val="center"/>
+        </w:trPr>
+        <w:tc>
+          <w:tcPr>
+            <w:tcW w:w="4933" w:type="dxa"/>
+            <w:shd w:val="clear" w:color="auto" w:fill="FFFFFF"/>
+            <w:vAlign w:val="center"/>
+          </w:tcPr>
+          <w:p>
+            <w:pPr>
+              <w:spacing w:after="60" w:line="252" w:lineRule="auto"/>
+            </w:pPr>
+            <w:r>
+              <w:t>4. Le gestionnaire consulte les informations du matériel, notamment la salle et la localisation.</w:t>
+            </w:r>
+          </w:p>
+        </w:tc>
+        <w:tc>
+          <w:tcPr>
+            <w:tcW w:w="4933" w:type="dxa"/>
+            <w:shd w:val="clear" w:color="auto" w:fill="FFFFFF"/>
+            <w:vAlign w:val="center"/>
+          </w:tcPr>
+          <w:p>
+            <w:pPr>
+              <w:spacing w:after="60" w:line="252" w:lineRule="auto"/>
+            </w:pPr>
+          </w:p>
+        </w:tc>
+      </w:tr>
+    </w:tbl>
     <w:p>
+      <w:pPr>
+        <w:spacing w:after="100" w:line="252" w:lineRule="auto"/>
+      </w:pPr>
+    </w:p>
+    <w:p>
+      <w:pPr>
+        <w:spacing w:after="100" w:line="252" w:lineRule="auto"/>
+      </w:pPr>
+    </w:p>
+    <w:p>
+      <w:pPr>
+        <w:spacing w:after="100" w:line="252" w:lineRule="auto"/>
+      </w:pPr>
+    </w:p>
+    <w:p>
+      <w:pPr>
+        <w:spacing w:after="100" w:line="252" w:lineRule="auto"/>
+      </w:pPr>
+    </w:p>
+    <w:p>
+      <w:pPr>
+        <w:spacing w:after="100" w:line="252" w:lineRule="auto"/>
+      </w:pPr>
       <w:r>
         <w:rPr>
           <w:noProof/>
         </w:rPr>
-        <w:lastRenderedPageBreak/>
         <w:drawing>
           <wp:inline distT="0" distB="0" distL="0" distR="0">
-            <wp:extent cx="5752465" cy="5645889"/>
-            <wp:effectExtent l="0" t="0" r="635" b="0"/>
-            <wp:docPr id="3" name="Image 3"/>
+            <wp:extent cx="6257925" cy="2571750"/>
+            <wp:effectExtent l="0" t="0" r="9525" b="0"/>
+            <wp:docPr id="1" name="Image 1"/>
             <wp:cNvGraphicFramePr>
               <a:graphicFrameLocks xmlns:a="http://schemas.openxmlformats.org/drawingml/2006/main" noChangeAspect="1"/>
             </wp:cNvGraphicFramePr>
@@ -1043,7 +1072,7 @@
               <a:graphicData uri="http://schemas.openxmlformats.org/drawingml/2006/picture">
                 <pic:pic xmlns:pic="http://schemas.openxmlformats.org/drawingml/2006/picture">
                   <pic:nvPicPr>
-                    <pic:cNvPr id="0" name="Picture 3"/>
+                    <pic:cNvPr id="0" name="Picture 1"/>
                     <pic:cNvPicPr>
                       <a:picLocks noChangeAspect="1" noChangeArrowheads="1"/>
                     </pic:cNvPicPr>
@@ -1064,7 +1093,7 @@
                   <pic:spPr bwMode="auto">
                     <a:xfrm>
                       <a:off x="0" y="0"/>
-                      <a:ext cx="5761271" cy="5654532"/>
+                      <a:ext cx="6257925" cy="2571750"/>
                     </a:xfrm>
                     <a:prstGeom prst="rect">
                       <a:avLst/>
@@ -1080,12 +1109,116 @@
           </wp:inline>
         </w:drawing>
       </w:r>
+    </w:p>
+    <w:p>
+      <w:pPr>
+        <w:spacing w:after="100" w:line="252" w:lineRule="auto"/>
+      </w:pPr>
+    </w:p>
+    <w:p>
+      <w:pPr>
+        <w:spacing w:after="100" w:line="252" w:lineRule="auto"/>
+      </w:pPr>
+    </w:p>
+    <w:p>
+      <w:pPr>
+        <w:spacing w:after="100" w:line="252" w:lineRule="auto"/>
+      </w:pPr>
+    </w:p>
+    <w:p>
+      <w:pPr>
+        <w:spacing w:after="100" w:line="252" w:lineRule="auto"/>
+      </w:pPr>
+    </w:p>
+    <w:p>
+      <w:pPr>
+        <w:spacing w:after="100" w:line="252" w:lineRule="auto"/>
+      </w:pPr>
+    </w:p>
+    <w:p>
+      <w:pPr>
+        <w:spacing w:after="100" w:line="252" w:lineRule="auto"/>
+      </w:pPr>
+    </w:p>
+    <w:p>
+      <w:pPr>
+        <w:spacing w:after="100" w:line="252" w:lineRule="auto"/>
+      </w:pPr>
+    </w:p>
+    <w:p>
+      <w:pPr>
+        <w:spacing w:after="100" w:line="252" w:lineRule="auto"/>
+      </w:pPr>
+      <w:r>
+        <w:rPr>
+          <w:noProof/>
+        </w:rPr>
+        <w:lastRenderedPageBreak/>
+        <w:drawing>
+          <wp:inline distT="0" distB="0" distL="0" distR="0">
+            <wp:extent cx="6257925" cy="2895600"/>
+            <wp:effectExtent l="0" t="0" r="9525" b="0"/>
+            <wp:docPr id="2" name="Image 2"/>
+            <wp:cNvGraphicFramePr>
+              <a:graphicFrameLocks xmlns:a="http://schemas.openxmlformats.org/drawingml/2006/main" noChangeAspect="1"/>
+            </wp:cNvGraphicFramePr>
+            <a:graphic xmlns:a="http://schemas.openxmlformats.org/drawingml/2006/main">
+              <a:graphicData uri="http://schemas.openxmlformats.org/drawingml/2006/picture">
+                <pic:pic xmlns:pic="http://schemas.openxmlformats.org/drawingml/2006/picture">
+                  <pic:nvPicPr>
+                    <pic:cNvPr id="0" name="Picture 2"/>
+                    <pic:cNvPicPr>
+                      <a:picLocks noChangeAspect="1" noChangeArrowheads="1"/>
+                    </pic:cNvPicPr>
+                  </pic:nvPicPr>
+                  <pic:blipFill>
+                    <a:blip r:embed="rId6" cstate="print">
+                      <a:extLst>
+                        <a:ext uri="{28A0092B-C50C-407E-A947-70E740481C1C}">
+                          <a14:useLocalDpi xmlns:a14="http://schemas.microsoft.com/office/drawing/2010/main" val="0"/>
+                        </a:ext>
+                      </a:extLst>
+                    </a:blip>
+                    <a:srcRect/>
+                    <a:stretch>
+                      <a:fillRect/>
+                    </a:stretch>
+                  </pic:blipFill>
+                  <pic:spPr bwMode="auto">
+                    <a:xfrm>
+                      <a:off x="0" y="0"/>
+                      <a:ext cx="6257925" cy="2895600"/>
+                    </a:xfrm>
+                    <a:prstGeom prst="rect">
+                      <a:avLst/>
+                    </a:prstGeom>
+                    <a:noFill/>
+                    <a:ln>
+                      <a:noFill/>
+                    </a:ln>
+                  </pic:spPr>
+                </pic:pic>
+              </a:graphicData>
+            </a:graphic>
+          </wp:inline>
+        </w:drawing>
+      </w:r>
+    </w:p>
+    <w:p>
+      <w:pPr>
+        <w:spacing w:after="100" w:line="252" w:lineRule="auto"/>
+      </w:pPr>
+    </w:p>
+    <w:p>
+      <w:pPr>
+        <w:spacing w:after="100" w:line="252" w:lineRule="auto"/>
+      </w:pPr>
       <w:bookmarkStart w:id="0" w:name="_GoBack"/>
       <w:bookmarkEnd w:id="0"/>
     </w:p>
     <w:sectPr>
       <w:pgSz w:w="11906" w:h="16838"/>
-      <w:pgMar w:top="1417" w:right="1417" w:bottom="1417" w:left="1417" w:header="708" w:footer="708" w:gutter="0"/>
+      <w:pgMar w:top="850" w:right="1020" w:bottom="850" w:left="1020" w:header="708" w:footer="708" w:gutter="0"/>
       <w:cols w:space="708"/>
       <w:docGrid w:linePitch="360"/>
     </w:sectPr>
@@ -1322,15 +1455,6 @@
   </w:abstractNum>
   <w:num w:numId="1">
     <w:abstractNumId w:val="0"/>
-    <w:lvlOverride w:ilvl="0"/>
-    <w:lvlOverride w:ilvl="1"/>
-    <w:lvlOverride w:ilvl="2"/>
-    <w:lvlOverride w:ilvl="3"/>
-    <w:lvlOverride w:ilvl="4"/>
-    <w:lvlOverride w:ilvl="5"/>
-    <w:lvlOverride w:ilvl="6"/>
-    <w:lvlOverride w:ilvl="7"/>
-    <w:lvlOverride w:ilvl="8"/>
   </w:num>
   <w:num w:numId="2">
     <w:abstractNumId w:val="1"/>
@@ -1343,9 +1467,8 @@
   <w:docDefaults>
     <w:rPrDefault>
       <w:rPr>
-        <w:rFonts w:asciiTheme="minorHAnsi" w:eastAsiaTheme="minorHAnsi" w:hAnsiTheme="minorHAnsi" w:cstheme="minorBidi"/>
-        <w:sz w:val="22"/>
-        <w:szCs w:val="22"/>
+        <w:rFonts w:ascii="Arial" w:eastAsia="Arial" w:hAnsi="Arial" w:cs="Arial"/>
+        <w:color w:val="000000"/>
         <w:lang w:val="fr-FR" w:eastAsia="en-US" w:bidi="ar-SA"/>
       </w:rPr>
     </w:rPrDefault>
@@ -1740,9 +1863,6 @@
       <w:spacing w:after="0" w:line="240" w:lineRule="auto"/>
     </w:pPr>
     <w:rPr>
-      <w:rFonts w:ascii="Times New Roman" w:eastAsia="MS Mincho" w:hAnsi="Times New Roman" w:cs="Times New Roman"/>
-      <w:sz w:val="24"/>
-      <w:szCs w:val="24"/>
       <w:lang w:eastAsia="ja-JP"/>
     </w:rPr>
   </w:style>
@@ -1781,7 +1901,8 @@
     <w:unhideWhenUsed/>
     <w:rsid w:val="00043F96"/>
     <w:rPr>
-      <w:rFonts w:ascii="Courier New" w:eastAsia="Times New Roman" w:hAnsi="Courier New" w:cs="Courier New" w:hint="default"/>
+      <w:rFonts w:ascii="Arial" w:eastAsia="Arial" w:hAnsi="Arial" w:cs="Arial"/>
+      <w:color w:val="000000"/>
       <w:sz w:val="20"/>
       <w:szCs w:val="20"/>
     </w:rPr>
@@ -1804,11 +1925,6 @@
     <w:pPr>
       <w:spacing w:after="0" w:line="240" w:lineRule="auto"/>
     </w:pPr>
-    <w:rPr>
-      <w:rFonts w:ascii="Times New Roman" w:eastAsia="MS Mincho" w:hAnsi="Times New Roman" w:cs="Times New Roman"/>
-      <w:sz w:val="20"/>
-      <w:szCs w:val="20"/>
-    </w:rPr>
     <w:tblPr>
       <w:tblInd w:w="0" w:type="nil"/>
       <w:tblBorders>
@@ -1828,8 +1944,27 @@
     <w:qFormat/>
     <w:rsid w:val="00043F96"/>
     <w:rPr>
+      <w:rFonts w:ascii="Arial" w:eastAsia="Arial" w:hAnsi="Arial" w:cs="Arial"/>
       <w:b/>
       <w:bCs/>
+      <w:color w:val="000000"/>
+      <w:sz w:val="20"/>
+      <w:szCs w:val="20"/>
+    </w:rPr>
+  </w:style>
+  <w:style w:type="character" w:styleId="Accentuation">
+    <w:name w:val="Emphasis"/>
+    <w:basedOn w:val="Policepardfaut"/>
+    <w:uiPriority w:val="20"/>
+    <w:qFormat/>
+    <w:rsid w:val="007F69DA"/>
+    <w:rPr>
+      <w:rFonts w:ascii="Arial" w:eastAsia="Arial" w:hAnsi="Arial" w:cs="Arial"/>
+      <w:i/>
+      <w:iCs/>
+      <w:color w:val="000000"/>
+      <w:sz w:val="20"/>
+      <w:szCs w:val="20"/>
     </w:rPr>
   </w:style>
 </w:styles>

--- a/Fiches-descriptive/Fiche-descriptive_ConsulterUnMateriel.docx
+++ b/Fiches-descriptive/Fiche-descriptive_ConsulterUnMateriel.docx
@@ -243,6 +243,12 @@
               </w:rPr>
               <w:t>06/10/2026</w:t>
             </w:r>
+            <w:r>
+              <w:rPr>
+                <w:noProof/>
+              </w:rPr>
+              <w:t xml:space="preserve">         V1</w:t>
+            </w:r>
           </w:p>
         </w:tc>
       </w:tr>
@@ -314,49 +320,35 @@
               <w:rPr>
                 <w:noProof/>
               </w:rPr>
-              <w:t>EN TANT QUE …&lt;Utilisateur&gt; Gestionnaire</w:t>
-            </w:r>
-          </w:p>
-          <w:p>
-            <w:pPr>
-              <w:spacing w:after="60" w:line="252" w:lineRule="auto"/>
-              <w:rPr>
-                <w:noProof/>
-              </w:rPr>
-            </w:pPr>
-            <w:r>
-              <w:rPr>
-                <w:noProof/>
-              </w:rPr>
-              <w:t xml:space="preserve">JE SOUHAITE … &lt;Consulter des informations&gt; Consulter l’emplacement d’un matériel </w:t>
-            </w:r>
-          </w:p>
-          <w:p>
-            <w:pPr>
-              <w:spacing w:after="60" w:line="252" w:lineRule="auto"/>
-            </w:pPr>
-            <w:r>
-              <w:rPr>
-                <w:noProof/>
-              </w:rPr>
-              <w:t xml:space="preserve">AFIN DE … &lt;Obtenir une information&gt; </w:t>
+              <w:t>EN TANT QUE … Gestionnaire</w:t>
+            </w:r>
+          </w:p>
+          <w:p>
+            <w:pPr>
+              <w:spacing w:after="60" w:line="252" w:lineRule="auto"/>
+              <w:rPr>
+                <w:noProof/>
+              </w:rPr>
+            </w:pPr>
+            <w:r>
+              <w:rPr>
+                <w:noProof/>
+              </w:rPr>
+              <w:t xml:space="preserve">JE SOUHAITE … Consulter l’emplacement d’un matériel </w:t>
+            </w:r>
+          </w:p>
+          <w:p>
+            <w:pPr>
+              <w:spacing w:after="60" w:line="252" w:lineRule="auto"/>
+            </w:pPr>
+            <w:r>
+              <w:rPr>
+                <w:noProof/>
+              </w:rPr>
+              <w:t xml:space="preserve">AFIN DE … </w:t>
             </w:r>
             <w:r>
               <w:t>savoir dans quelle salle et à quelle localisation se trouve le matériel.</w:t>
-            </w:r>
-          </w:p>
-          <w:p>
-            <w:pPr>
-              <w:spacing w:after="60" w:line="252" w:lineRule="auto"/>
-              <w:rPr>
-                <w:noProof/>
-              </w:rPr>
-            </w:pPr>
-            <w:r>
-              <w:rPr>
-                <w:noProof/>
-              </w:rPr>
-              <w:t>Acteur principal : Gestionnaire</w:t>
             </w:r>
           </w:p>
           <w:p>
@@ -483,66 +475,6 @@
               <w:rPr>
                 <w:noProof/>
               </w:rPr>
-              <w:t>Le gestionnaire recherche un matériel.</w:t>
-            </w:r>
-          </w:p>
-          <w:p>
-            <w:pPr>
-              <w:pStyle w:val="Paragraphedeliste"/>
-              <w:numPr>
-                <w:ilvl w:val="0"/>
-                <w:numId w:val="1"/>
-              </w:numPr>
-              <w:spacing w:after="60" w:line="252" w:lineRule="auto"/>
-              <w:ind w:left="284" w:hanging="284"/>
-              <w:rPr>
-                <w:noProof/>
-              </w:rPr>
-            </w:pPr>
-            <w:r>
-              <w:rPr>
-                <w:noProof/>
-              </w:rPr>
-              <w:t>Le gestionnaire sélectionne un matériel.</w:t>
-            </w:r>
-          </w:p>
-          <w:p>
-            <w:pPr>
-              <w:pStyle w:val="Paragraphedeliste"/>
-              <w:numPr>
-                <w:ilvl w:val="0"/>
-                <w:numId w:val="1"/>
-              </w:numPr>
-              <w:spacing w:after="60" w:line="252" w:lineRule="auto"/>
-              <w:ind w:left="284" w:hanging="284"/>
-              <w:rPr>
-                <w:noProof/>
-              </w:rPr>
-            </w:pPr>
-            <w:r>
-              <w:rPr>
-                <w:noProof/>
-              </w:rPr>
-              <w:t>Le système ouvre directement la fiche descriptive du matériel.</w:t>
-            </w:r>
-          </w:p>
-          <w:p>
-            <w:pPr>
-              <w:pStyle w:val="Paragraphedeliste"/>
-              <w:numPr>
-                <w:ilvl w:val="0"/>
-                <w:numId w:val="1"/>
-              </w:numPr>
-              <w:spacing w:after="60" w:line="252" w:lineRule="auto"/>
-              <w:ind w:left="284" w:hanging="284"/>
-              <w:rPr>
-                <w:noProof/>
-              </w:rPr>
-            </w:pPr>
-            <w:r>
-              <w:rPr>
-                <w:noProof/>
-              </w:rPr>
               <w:t>Toutes les informations sur le matériel sélectionné sont contenus dans la fiche descriptive</w:t>
             </w:r>
           </w:p>
@@ -827,7 +759,7 @@
     </w:p>
     <w:tbl>
       <w:tblPr>
-        <w:tblW w:w="0" w:type="auto"/>
+        <w:tblW w:w="9866" w:type="dxa"/>
         <w:jc w:val="center"/>
         <w:tblBorders>
           <w:top w:val="single" w:sz="6" w:space="0" w:color="D9D9D9"/>
@@ -925,6 +857,7 @@
       <w:tr>
         <w:trPr>
           <w:cantSplit/>
+          <w:trHeight w:val="742"/>
           <w:jc w:val="center"/>
         </w:trPr>
         <w:tc>
@@ -939,7 +872,22 @@
               <w:spacing w:after="60" w:line="252" w:lineRule="auto"/>
             </w:pPr>
             <w:r>
-              <w:t>1. Le gestionnaire recherche un matériel et sélectionne celui qu’il souhaite consulter.</w:t>
+              <w:t xml:space="preserve">1. </w:t>
+            </w:r>
+            <w:r>
+              <w:t>Le gestionnaire clique sur la fiche descriptive du mat</w:t>
+            </w:r>
+            <w:r>
+              <w:t>é</w:t>
+            </w:r>
+            <w:r>
+              <w:t>riel s</w:t>
+            </w:r>
+            <w:r>
+              <w:t>é</w:t>
+            </w:r>
+            <w:r>
+              <w:t>lectionné</w:t>
             </w:r>
           </w:p>
         </w:tc>
@@ -955,10 +903,7 @@
               <w:spacing w:after="60" w:line="252" w:lineRule="auto"/>
             </w:pPr>
             <w:r>
-              <w:t xml:space="preserve">2. </w:t>
-            </w:r>
-            <w:r>
-              <w:t>Le système récupère les informations du matériel sélectionné.</w:t>
+              <w:t>2. Le système récupère les informations du matériel sélectionné.</w:t>
             </w:r>
           </w:p>
         </w:tc>
@@ -993,8 +938,194 @@
               <w:spacing w:after="60" w:line="252" w:lineRule="auto"/>
             </w:pPr>
             <w:r>
-              <w:t>3. Le système affiche directement la fiche descriptive du matériel.</w:t>
-            </w:r>
+              <w:t>3</w:t>
+            </w:r>
+            <w:r>
+              <w:t>. Le système affiche la fiche descriptive du matériel.</w:t>
+            </w:r>
+          </w:p>
+        </w:tc>
+      </w:tr>
+    </w:tbl>
+    <w:p>
+      <w:pPr>
+        <w:spacing w:after="100" w:line="252" w:lineRule="auto"/>
+      </w:pPr>
+    </w:p>
+    <w:tbl>
+      <w:tblPr>
+        <w:tblW w:w="9866" w:type="dxa"/>
+        <w:jc w:val="center"/>
+        <w:tblBorders>
+          <w:top w:val="single" w:sz="6" w:space="0" w:color="D9D9D9"/>
+          <w:left w:val="single" w:sz="6" w:space="0" w:color="D9D9D9"/>
+          <w:bottom w:val="single" w:sz="6" w:space="0" w:color="D9D9D9"/>
+          <w:right w:val="single" w:sz="6" w:space="0" w:color="D9D9D9"/>
+          <w:insideH w:val="single" w:sz="6" w:space="0" w:color="D9D9D9"/>
+          <w:insideV w:val="single" w:sz="6" w:space="0" w:color="D9D9D9"/>
+        </w:tblBorders>
+        <w:tblLayout w:type="fixed"/>
+        <w:tblCellMar>
+          <w:top w:w="100" w:type="dxa"/>
+          <w:left w:w="100" w:type="dxa"/>
+          <w:bottom w:w="100" w:type="dxa"/>
+          <w:right w:w="100" w:type="dxa"/>
+        </w:tblCellMar>
+        <w:tblLook w:val="04A0" w:firstRow="1" w:lastRow="0" w:firstColumn="1" w:lastColumn="0" w:noHBand="0" w:noVBand="1"/>
+      </w:tblPr>
+      <w:tblGrid>
+        <w:gridCol w:w="4933"/>
+        <w:gridCol w:w="4933"/>
+      </w:tblGrid>
+      <w:tr>
+        <w:trPr>
+          <w:cantSplit/>
+          <w:tblHeader/>
+          <w:jc w:val="center"/>
+        </w:trPr>
+        <w:tc>
+          <w:tcPr>
+            <w:tcW w:w="9866" w:type="dxa"/>
+            <w:gridSpan w:val="2"/>
+            <w:shd w:val="clear" w:color="auto" w:fill="E7EEF5"/>
+            <w:vAlign w:val="center"/>
+          </w:tcPr>
+          <w:p>
+            <w:pPr>
+              <w:keepNext/>
+              <w:spacing w:after="60" w:line="252" w:lineRule="auto"/>
+            </w:pPr>
+            <w:r>
+              <w:rPr>
+                <w:b/>
+              </w:rPr>
+              <w:t xml:space="preserve">Scénario </w:t>
+            </w:r>
+            <w:r>
+              <w:rPr>
+                <w:b/>
+              </w:rPr>
+              <w:t>alternatif</w:t>
+            </w:r>
+          </w:p>
+        </w:tc>
+      </w:tr>
+      <w:tr>
+        <w:trPr>
+          <w:cantSplit/>
+          <w:tblHeader/>
+          <w:jc w:val="center"/>
+        </w:trPr>
+        <w:tc>
+          <w:tcPr>
+            <w:tcW w:w="4933" w:type="dxa"/>
+            <w:shd w:val="clear" w:color="auto" w:fill="E7EEF5"/>
+            <w:vAlign w:val="center"/>
+          </w:tcPr>
+          <w:p>
+            <w:pPr>
+              <w:keepNext/>
+              <w:spacing w:after="60" w:line="252" w:lineRule="auto"/>
+            </w:pPr>
+            <w:r>
+              <w:rPr>
+                <w:b/>
+              </w:rPr>
+              <w:t>Acteur principal</w:t>
+            </w:r>
+          </w:p>
+        </w:tc>
+        <w:tc>
+          <w:tcPr>
+            <w:tcW w:w="4933" w:type="dxa"/>
+            <w:shd w:val="clear" w:color="auto" w:fill="E7EEF5"/>
+            <w:vAlign w:val="center"/>
+          </w:tcPr>
+          <w:p>
+            <w:pPr>
+              <w:keepNext/>
+              <w:spacing w:after="60" w:line="252" w:lineRule="auto"/>
+            </w:pPr>
+            <w:r>
+              <w:rPr>
+                <w:b/>
+              </w:rPr>
+              <w:t>Système</w:t>
+            </w:r>
+          </w:p>
+        </w:tc>
+      </w:tr>
+      <w:tr>
+        <w:trPr>
+          <w:cantSplit/>
+          <w:trHeight w:val="742"/>
+          <w:jc w:val="center"/>
+        </w:trPr>
+        <w:tc>
+          <w:tcPr>
+            <w:tcW w:w="4933" w:type="dxa"/>
+            <w:shd w:val="clear" w:color="auto" w:fill="FFFFFF"/>
+            <w:vAlign w:val="center"/>
+          </w:tcPr>
+          <w:p>
+            <w:pPr>
+              <w:keepNext/>
+              <w:spacing w:after="60" w:line="252" w:lineRule="auto"/>
+            </w:pPr>
+            <w:r>
+              <w:t>1</w:t>
+            </w:r>
+            <w:r>
+              <w:t>a</w:t>
+            </w:r>
+            <w:r>
+              <w:t>.</w:t>
+            </w:r>
+            <w:r>
+              <w:t>1</w:t>
+            </w:r>
+            <w:r>
+              <w:t xml:space="preserve"> Le gestionnaire effectue une recherche</w:t>
+            </w:r>
+          </w:p>
+        </w:tc>
+        <w:tc>
+          <w:tcPr>
+            <w:tcW w:w="4933" w:type="dxa"/>
+            <w:shd w:val="clear" w:color="auto" w:fill="FFFFFF"/>
+            <w:vAlign w:val="center"/>
+          </w:tcPr>
+          <w:p>
+            <w:pPr>
+              <w:spacing w:after="100" w:line="252" w:lineRule="auto"/>
+            </w:pPr>
+            <w:r>
+              <w:t>2</w:t>
+            </w:r>
+            <w:r>
+              <w:t>a</w:t>
+            </w:r>
+            <w:r>
+              <w:t>.</w:t>
+            </w:r>
+            <w:r>
+              <w:t xml:space="preserve">1 </w:t>
+            </w:r>
+            <w:r>
+              <w:t xml:space="preserve">Le système récupère les </w:t>
+            </w:r>
+            <w:r>
+              <w:t>matériels</w:t>
+            </w:r>
+            <w:r>
+              <w:t xml:space="preserve"> en fonction du filtre</w:t>
+            </w:r>
+          </w:p>
+          <w:p>
+            <w:pPr>
+              <w:keepNext/>
+              <w:spacing w:after="60" w:line="252" w:lineRule="auto"/>
+            </w:pPr>
           </w:p>
         </w:tc>
       </w:tr>
@@ -1011,11 +1142,9 @@
           </w:tcPr>
           <w:p>
             <w:pPr>
-              <w:spacing w:after="60" w:line="252" w:lineRule="auto"/>
-            </w:pPr>
-            <w:r>
-              <w:t>4. Le gestionnaire consulte les informations du matériel, notamment la salle et la localisation.</w:t>
-            </w:r>
+              <w:keepNext/>
+              <w:spacing w:after="60" w:line="252" w:lineRule="auto"/>
+            </w:pPr>
           </w:p>
         </w:tc>
         <w:tc>
@@ -1026,12 +1155,126 @@
           </w:tcPr>
           <w:p>
             <w:pPr>
+              <w:keepNext/>
+              <w:spacing w:after="60" w:line="252" w:lineRule="auto"/>
+            </w:pPr>
+            <w:r>
+              <w:t>3</w:t>
+            </w:r>
+            <w:r>
+              <w:t>a</w:t>
+            </w:r>
+            <w:r>
+              <w:t>.</w:t>
+            </w:r>
+            <w:r>
+              <w:t>1</w:t>
+            </w:r>
+            <w:r>
+              <w:t xml:space="preserve"> Le système affiche la </w:t>
+            </w:r>
+            <w:r>
+              <w:t>liste des maté</w:t>
+            </w:r>
+            <w:bookmarkStart w:id="0" w:name="_GoBack"/>
+            <w:bookmarkEnd w:id="0"/>
+            <w:r>
+              <w:t>riels</w:t>
+            </w:r>
+          </w:p>
+        </w:tc>
+      </w:tr>
+      <w:tr>
+        <w:trPr>
+          <w:cantSplit/>
+          <w:jc w:val="center"/>
+        </w:trPr>
+        <w:tc>
+          <w:tcPr>
+            <w:tcW w:w="4933" w:type="dxa"/>
+            <w:shd w:val="clear" w:color="auto" w:fill="FFFFFF"/>
+            <w:vAlign w:val="center"/>
+          </w:tcPr>
+          <w:p>
+            <w:pPr>
+              <w:keepNext/>
+              <w:spacing w:after="60" w:line="252" w:lineRule="auto"/>
+            </w:pPr>
+            <w:r>
+              <w:t>Retour Etape 1</w:t>
+            </w:r>
+          </w:p>
+        </w:tc>
+        <w:tc>
+          <w:tcPr>
+            <w:tcW w:w="4933" w:type="dxa"/>
+            <w:shd w:val="clear" w:color="auto" w:fill="FFFFFF"/>
+            <w:vAlign w:val="center"/>
+          </w:tcPr>
+          <w:p>
+            <w:pPr>
+              <w:keepNext/>
               <w:spacing w:after="60" w:line="252" w:lineRule="auto"/>
             </w:pPr>
           </w:p>
         </w:tc>
       </w:tr>
     </w:tbl>
+    <w:p>
+      <w:pPr>
+        <w:spacing w:after="100" w:line="252" w:lineRule="auto"/>
+      </w:pPr>
+    </w:p>
+    <w:p>
+      <w:pPr>
+        <w:spacing w:after="100" w:line="252" w:lineRule="auto"/>
+      </w:pPr>
+    </w:p>
+    <w:p>
+      <w:pPr>
+        <w:spacing w:after="100" w:line="252" w:lineRule="auto"/>
+      </w:pPr>
+    </w:p>
+    <w:p>
+      <w:pPr>
+        <w:spacing w:after="100" w:line="252" w:lineRule="auto"/>
+      </w:pPr>
+    </w:p>
+    <w:p>
+      <w:pPr>
+        <w:spacing w:after="100" w:line="252" w:lineRule="auto"/>
+      </w:pPr>
+    </w:p>
+    <w:p>
+      <w:pPr>
+        <w:spacing w:after="100" w:line="252" w:lineRule="auto"/>
+      </w:pPr>
+    </w:p>
+    <w:p>
+      <w:pPr>
+        <w:spacing w:after="100" w:line="252" w:lineRule="auto"/>
+      </w:pPr>
+    </w:p>
+    <w:p>
+      <w:pPr>
+        <w:spacing w:after="100" w:line="252" w:lineRule="auto"/>
+      </w:pPr>
+    </w:p>
+    <w:p>
+      <w:pPr>
+        <w:spacing w:after="100" w:line="252" w:lineRule="auto"/>
+      </w:pPr>
+    </w:p>
+    <w:p>
+      <w:pPr>
+        <w:spacing w:after="100" w:line="252" w:lineRule="auto"/>
+      </w:pPr>
+    </w:p>
+    <w:p>
+      <w:pPr>
+        <w:spacing w:after="100" w:line="252" w:lineRule="auto"/>
+      </w:pPr>
+    </w:p>
     <w:p>
       <w:pPr>
         <w:spacing w:after="100" w:line="252" w:lineRule="auto"/>
@@ -1060,6 +1303,7 @@
         <w:rPr>
           <w:noProof/>
         </w:rPr>
+        <w:lastRenderedPageBreak/>
         <w:drawing>
           <wp:inline distT="0" distB="0" distL="0" distR="0">
             <wp:extent cx="6257925" cy="2571750"/>
@@ -1129,31 +1373,10 @@
       <w:pPr>
         <w:spacing w:after="100" w:line="252" w:lineRule="auto"/>
       </w:pPr>
-    </w:p>
-    <w:p>
-      <w:pPr>
-        <w:spacing w:after="100" w:line="252" w:lineRule="auto"/>
-      </w:pPr>
-    </w:p>
-    <w:p>
-      <w:pPr>
-        <w:spacing w:after="100" w:line="252" w:lineRule="auto"/>
-      </w:pPr>
-    </w:p>
-    <w:p>
-      <w:pPr>
-        <w:spacing w:after="100" w:line="252" w:lineRule="auto"/>
-      </w:pPr>
-    </w:p>
-    <w:p>
-      <w:pPr>
-        <w:spacing w:after="100" w:line="252" w:lineRule="auto"/>
-      </w:pPr>
       <w:r>
         <w:rPr>
           <w:noProof/>
         </w:rPr>
-        <w:lastRenderedPageBreak/>
         <w:drawing>
           <wp:inline distT="0" distB="0" distL="0" distR="0">
             <wp:extent cx="6257925" cy="2895600"/>
@@ -1213,8 +1436,6 @@
       <w:pPr>
         <w:spacing w:after="100" w:line="252" w:lineRule="auto"/>
       </w:pPr>
-      <w:bookmarkStart w:id="0" w:name="_GoBack"/>
-      <w:bookmarkEnd w:id="0"/>
     </w:p>
     <w:sectPr>
       <w:pgSz w:w="11906" w:h="16838"/>
@@ -1342,6 +1563,95 @@
     </w:lvl>
   </w:abstractNum>
   <w:abstractNum w:abstractNumId="1" w15:restartNumberingAfterBreak="0">
+    <w:nsid w:val="33E9213A"/>
+    <w:multiLevelType w:val="hybridMultilevel"/>
+    <w:tmpl w:val="99664B70"/>
+    <w:lvl w:ilvl="0" w:tplc="040C000F">
+      <w:start w:val="1"/>
+      <w:numFmt w:val="decimal"/>
+      <w:lvlText w:val="%1."/>
+      <w:lvlJc w:val="left"/>
+      <w:pPr>
+        <w:ind w:left="720" w:hanging="360"/>
+      </w:pPr>
+      <w:rPr>
+        <w:rFonts w:hint="default"/>
+      </w:rPr>
+    </w:lvl>
+    <w:lvl w:ilvl="1" w:tplc="040C0019" w:tentative="1">
+      <w:start w:val="1"/>
+      <w:numFmt w:val="lowerLetter"/>
+      <w:lvlText w:val="%2."/>
+      <w:lvlJc w:val="left"/>
+      <w:pPr>
+        <w:ind w:left="1440" w:hanging="360"/>
+      </w:pPr>
+    </w:lvl>
+    <w:lvl w:ilvl="2" w:tplc="040C001B" w:tentative="1">
+      <w:start w:val="1"/>
+      <w:numFmt w:val="lowerRoman"/>
+      <w:lvlText w:val="%3."/>
+      <w:lvlJc w:val="right"/>
+      <w:pPr>
+        <w:ind w:left="2160" w:hanging="180"/>
+      </w:pPr>
+    </w:lvl>
+    <w:lvl w:ilvl="3" w:tplc="040C000F" w:tentative="1">
+      <w:start w:val="1"/>
+      <w:numFmt w:val="decimal"/>
+      <w:lvlText w:val="%4."/>
+      <w:lvlJc w:val="left"/>
+      <w:pPr>
+        <w:ind w:left="2880" w:hanging="360"/>
+      </w:pPr>
+    </w:lvl>
+    <w:lvl w:ilvl="4" w:tplc="040C0019" w:tentative="1">
+      <w:start w:val="1"/>
+      <w:numFmt w:val="lowerLetter"/>
+      <w:lvlText w:val="%5."/>
+      <w:lvlJc w:val="left"/>
+      <w:pPr>
+        <w:ind w:left="3600" w:hanging="360"/>
+      </w:pPr>
+    </w:lvl>
+    <w:lvl w:ilvl="5" w:tplc="040C001B" w:tentative="1">
+      <w:start w:val="1"/>
+      <w:numFmt w:val="lowerRoman"/>
+      <w:lvlText w:val="%6."/>
+      <w:lvlJc w:val="right"/>
+      <w:pPr>
+        <w:ind w:left="4320" w:hanging="180"/>
+      </w:pPr>
+    </w:lvl>
+    <w:lvl w:ilvl="6" w:tplc="040C000F" w:tentative="1">
+      <w:start w:val="1"/>
+      <w:numFmt w:val="decimal"/>
+      <w:lvlText w:val="%7."/>
+      <w:lvlJc w:val="left"/>
+      <w:pPr>
+        <w:ind w:left="5040" w:hanging="360"/>
+      </w:pPr>
+    </w:lvl>
+    <w:lvl w:ilvl="7" w:tplc="040C0019" w:tentative="1">
+      <w:start w:val="1"/>
+      <w:numFmt w:val="lowerLetter"/>
+      <w:lvlText w:val="%8."/>
+      <w:lvlJc w:val="left"/>
+      <w:pPr>
+        <w:ind w:left="5760" w:hanging="360"/>
+      </w:pPr>
+    </w:lvl>
+    <w:lvl w:ilvl="8" w:tplc="040C001B" w:tentative="1">
+      <w:start w:val="1"/>
+      <w:numFmt w:val="lowerRoman"/>
+      <w:lvlText w:val="%9."/>
+      <w:lvlJc w:val="right"/>
+      <w:pPr>
+        <w:ind w:left="6480" w:hanging="180"/>
+      </w:pPr>
+    </w:lvl>
+  </w:abstractNum>
+  <w:abstractNum w:abstractNumId="2" w15:restartNumberingAfterBreak="0">
     <w:nsid w:val="42B31AFD"/>
     <w:multiLevelType w:val="hybridMultilevel"/>
     <w:tmpl w:val="46E646DA"/>
@@ -1457,6 +1767,9 @@
     <w:abstractNumId w:val="0"/>
   </w:num>
   <w:num w:numId="2">
+    <w:abstractNumId w:val="2"/>
+  </w:num>
+  <w:num w:numId="3">
     <w:abstractNumId w:val="1"/>
   </w:num>
 </w:numbering>
